--- a/line-edit-packets/Chapter_7_Learning_Line_Edit.docx
+++ b/line-edit-packets/Chapter_7_Learning_Line_Edit.docx
@@ -67,7 +67,12 @@
     </w:p>
     <w:p>
       <w:r>
-        <w:t>Plenty of people are suspicious of reinforcement on exactly these grounds — give a kid candy for cleaning their room and you have not taught them to value tidiness, you have taught them to expect candy, and the whole arrangement seems destined to collapse the moment the candy stops. There is a real phenomenon buried in that worry — extrinsic rewards genuinely can undermine intrinsic motivation under specific conditions (more on that in Section 4) — but the broader claim, that reinforcement is a cheap manipulation standing apart from how organisms "really" learn, gets the science backward. Reinforcement is not a trick humans invented to manipulate each other or their pets. It is one of the oldest learning processes built by natural selection, because tracking which behaviors and which stimuli predict good and bad outcomes is about as basic a survival problem as exists. A nervous system that could not learn "this behavior got me food" or "this sound means danger is coming" would be a nervous system perpetually starting from scratch.</w:t>
+        <w:t>Plenty of people are suspicious of reinforcement on exactly these grounds — give a kid candy for cleaning their room and you have not taught them to value tidiness, you have taught them to expect candy, and the whole arrangement seems destined to collapse the moment the candy stops. There is a real phenomenon buried in that worry — extrinsic rewards genuinely can undermine intrinsic motivation under specific conditions (more on that in Section 4) — but the broader claim, that reinforcement is a cheap manipulation standing apart from how organisms "really" learn, gets the science backward.</w:t>
+      </w:r>
+    </w:p>
+    <w:p>
+      <w:r>
+        <w:t>Reinforcement is not a trick humans invented to manipulate each other or their pets. It is one of the oldest learning processes built by natural selection, because tracking which behaviors and which stimuli predict good and bad outcomes is about as basic a survival problem as exists. A nervous system that could not learn "this behavior got me food" or "this sound means danger is coming" would be a nervous system perpetually starting from scratch.</w:t>
       </w:r>
     </w:p>
     <w:p>
@@ -81,7 +86,19 @@
         <w:t>classical conditioning</w:t>
       </w:r>
       <w:r>
-        <w:t xml:space="preserve">, in which one stimulus comes to predict another, and </w:t>
+        <w:t xml:space="preserve">, in which one stimulus comes to </w:t>
+      </w:r>
+      <w:r>
+        <w:rPr>
+          <w:u w:val="single"/>
+          <w:rPrChange w:id="0" w:author="Jon Oxford" w:date="2026-07-22T12:20:00Z" w16du:dateUtc="2026-07-22T17:20:00Z">
+            <w:rPr/>
+          </w:rPrChange>
+        </w:rPr>
+        <w:t>predict</w:t>
+      </w:r>
+      <w:r>
+        <w:t xml:space="preserve"> another, and </w:t>
       </w:r>
       <w:r>
         <w:rPr>
@@ -90,7 +107,19 @@
         <w:t>operant conditioning</w:t>
       </w:r>
       <w:r>
-        <w:t xml:space="preserve">, in which behavior changes as a function of its consequences — plus forms of learning that do not reduce neatly to either one. Organisms learn by watching others. They learn the layout of an environment before a reward gives them a reason to show it. And neural signals can register the difference between what was expected and what actually happened. The deeper thread is not simply that experience changes behavior. It is that </w:t>
+        <w:t xml:space="preserve">, in which behavior </w:t>
+      </w:r>
+      <w:r>
+        <w:rPr>
+          <w:u w:val="single"/>
+          <w:rPrChange w:id="1" w:author="Jon Oxford" w:date="2026-07-22T12:20:00Z" w16du:dateUtc="2026-07-22T17:20:00Z">
+            <w:rPr/>
+          </w:rPrChange>
+        </w:rPr>
+        <w:t>changes</w:t>
+      </w:r>
+      <w:r>
+        <w:t xml:space="preserve"> as a function of its consequences — plus forms of learning that do not reduce neatly to either one. Organisms learn by watching others. They learn the layout of an environment before a reward gives them a reason to show it. And neural signals can register the difference between what was expected and what actually happened. The deeper thread is not simply that experience changes behavior. It is that </w:t>
       </w:r>
       <w:r>
         <w:rPr>
@@ -115,7 +144,11 @@
     </w:p>
     <w:p>
       <w:r>
-        <w:t xml:space="preserve">Chapter 6 closed by framing sleep as the model's offline maintenance window — the brain taken off duty to consolidate, restore, and reorganize. This chapter is about the model getting updated while online. In the master loop this book keeps returning to — partial input, prediction, action, outcome, then updating or defense — learning is the revision step made visible. Experience changes what an organism expects and what it does next. The question that organizes the chapter is </w:t>
+        <w:t xml:space="preserve">Chapter 6 closed by framing sleep as the model's offline maintenance window — the brain taken off duty to consolidate, restore, and reorganize. This chapter is about the model getting updated while online. In the master loop this book keeps returning to — partial input, prediction, action, outcome, then updating or defense — learning is the revision step made visible. Experience changes what an </w:t>
+      </w:r>
+      <w:r>
+        <w:lastRenderedPageBreak/>
+        <w:t xml:space="preserve">organism expects and what it does next. The question that organizes the chapter is </w:t>
       </w:r>
       <w:r>
         <w:rPr>
@@ -124,11 +157,7 @@
         <w:t>why is unlearning often harder than learning?</w:t>
       </w:r>
       <w:r>
-        <w:t xml:space="preserve"> Extinction shows that new learning can compete with old learning without </w:t>
-      </w:r>
-      <w:r>
-        <w:lastRenderedPageBreak/>
-        <w:t>simply erasing it. Bandura and Tolman show the other side of the same distinction: learning can occur before behavior reveals it. These principles return in Chapter 13, where exposure therapy uses expectancy violation and inhibitory learning rather than deleting fear, and in Chapter 11, where behavior spreads through observation without direct reinforcement of every learner.</w:t>
+        <w:t xml:space="preserve"> Extinction shows that new learning can compete with old learning without simply erasing it. Bandura and Tolman show the other side of the same distinction: learning can occur before behavior reveals it. These principles return in Chapter 13, where exposure therapy uses expectancy violation and inhibitory learning rather than deleting fear, and in Chapter 11, where behavior spreads through observation without direct reinforcement of every learner.</w:t>
       </w:r>
     </w:p>
     <w:p>
@@ -244,7 +273,11 @@
     </w:p>
     <w:p>
       <w:r>
-        <w:t>Ivan Pavlov did not set out to discover one of psychology's foundational learning processes. He was a physiologist studying canine digestion, carefully measuring how much a dog salivated in response to food in its mouth, work serious enough to earn him a Nobel Prize in 1904. The discovery that made him famous was, by his own account, an annoyance: his laboratory dogs began salivating before the food ever arrived, triggered by the sight of the technician who normally delivered it or the sound of the food cart in the hallway. Most scientists would have treated this as measurement noise to be controlled away. Pavlov treated it as the actual phenomenon worth studying and spent much of the rest of his career mapping how a previously unimportant stimulus comes to predict something biologically significant (Pavlov, 1927).</w:t>
+        <w:t xml:space="preserve">Ivan Pavlov did not set out to discover one of psychology's foundational learning processes. He was a physiologist studying canine digestion, carefully measuring how much a dog salivated in response to food in its mouth, work serious enough to earn him a Nobel Prize in 1904. The discovery that made him famous was, by his own account, an annoyance: his laboratory dogs began salivating before the food ever arrived, triggered by the sight of the technician who normally delivered it or the sound of the food cart in the hallway. Most scientists would have treated this as measurement noise to be controlled away. Pavlov treated it as the actual phenomenon worth studying and spent much of the rest of his </w:t>
+      </w:r>
+      <w:r>
+        <w:lastRenderedPageBreak/>
+        <w:t>career mapping how a previously unimportant stimulus comes to predict something biologically significant (Pavlov, 1927).</w:t>
       </w:r>
     </w:p>
     <w:p>
@@ -252,11 +285,18 @@
         <w:rPr>
           <w:b/>
         </w:rPr>
-        <w:lastRenderedPageBreak/>
         <w:t>Classical conditioning</w:t>
       </w:r>
       <w:r>
-        <w:t xml:space="preserve"> is the process by which one stimulus comes to predict another. The </w:t>
+        <w:t xml:space="preserve"> is the process by which one stimulus comes to predict another.</w:t>
+      </w:r>
+    </w:p>
+    <w:p>
+      <w:pPr>
+        <w:pStyle w:val="ListBullet"/>
+      </w:pPr>
+      <w:r>
+        <w:t xml:space="preserve">The </w:t>
       </w:r>
       <w:r>
         <w:rPr>
@@ -265,7 +305,15 @@
         <w:t>unconditioned stimulus (UCS)</w:t>
       </w:r>
       <w:r>
-        <w:t xml:space="preserve"> is something that reliably produces a response without the relevant learning — food in a dog's mouth, a loud noise, a puff of air to the eye. The </w:t>
+        <w:t xml:space="preserve"> is something that reliably produces a response without the relevant learning — food in a dog's mouth, a loud noise, a puff of air to the eye.</w:t>
+      </w:r>
+    </w:p>
+    <w:p>
+      <w:pPr>
+        <w:pStyle w:val="ListBullet"/>
+      </w:pPr>
+      <w:r>
+        <w:t xml:space="preserve">The </w:t>
       </w:r>
       <w:r>
         <w:rPr>
@@ -274,7 +322,15 @@
         <w:t>unconditioned response (UCR)</w:t>
       </w:r>
       <w:r>
-        <w:t xml:space="preserve"> is that automatic reaction — salivation, a startle, a blink. The </w:t>
+        <w:t xml:space="preserve"> is that automatic reaction — salivation, a startle, a blink.</w:t>
+      </w:r>
+    </w:p>
+    <w:p>
+      <w:pPr>
+        <w:pStyle w:val="ListBullet"/>
+      </w:pPr>
+      <w:r>
+        <w:t xml:space="preserve">The </w:t>
       </w:r>
       <w:r>
         <w:rPr>
@@ -283,7 +339,15 @@
         <w:t>conditioned stimulus (CS)</w:t>
       </w:r>
       <w:r>
-        <w:t xml:space="preserve"> is the originally neutral or uninformative stimulus — a tone, a light, a particular room — that comes to predict the UCS. The </w:t>
+        <w:t xml:space="preserve"> is the originally neutral or uninformative stimulus — a tone, a light, a particular room — that comes to predict the UCS.</w:t>
+      </w:r>
+    </w:p>
+    <w:p>
+      <w:pPr>
+        <w:pStyle w:val="ListBullet"/>
+      </w:pPr>
+      <w:r>
+        <w:t xml:space="preserve">The </w:t>
       </w:r>
       <w:r>
         <w:rPr>
@@ -292,7 +356,12 @@
         <w:t>conditioned response (CR)</w:t>
       </w:r>
       <w:r>
-        <w:t xml:space="preserve"> is the learned response elicited by the CS. It is often similar to the UCR, but it is produced by a different stimulus and can prepare the organism for what is coming rather than merely copy the original reaction.</w:t>
+        <w:t xml:space="preserve"> is the learned response elicited by the CS.</w:t>
+      </w:r>
+    </w:p>
+    <w:p>
+      <w:r>
+        <w:t>It is often similar to the UCR, but it is produced by a different stimulus and can prepare the organism for what is coming rather than merely copy the original reaction.</w:t>
       </w:r>
     </w:p>
     <w:p>
@@ -399,6 +468,7 @@
     </w:p>
     <w:p>
       <w:r>
+        <w:lastRenderedPageBreak/>
         <w:t xml:space="preserve">Two more processes round out the basic toolkit. </w:t>
       </w:r>
       <w:r>
@@ -417,11 +487,7 @@
         <w:t>Discrimination</w:t>
       </w:r>
       <w:r>
-        <w:t xml:space="preserve"> is learning to respond differently to similar stimuli because they predict different outcomes. These are not opposite theories. They are outcomes of </w:t>
-      </w:r>
-      <w:r>
-        <w:lastRenderedPageBreak/>
-        <w:t>experience: generalization spreads a prediction to similar cues; discrimination narrows it when the environment provides evidence that the cues mean different things.</w:t>
+        <w:t xml:space="preserve"> is learning to respond differently to similar stimuli because they predict different outcomes. These are not opposite theories. They are outcomes of experience: generalization spreads a prediction to similar cues; discrimination narrows it when the environment provides evidence that the cues mean different things.</w:t>
       </w:r>
     </w:p>
     <w:p>
@@ -528,7 +594,11 @@
         <w:t>Diagnostic question:</w:t>
       </w:r>
       <w:r>
-        <w:t xml:space="preserve"> a child who once cried during a painful dental visit now feels anxious while walking past the dentist's building. Classical or operant? (Classical: the building has become a CS that predicts the aversive dental experience.) A child who learns that whining at the grocery store sometimes produces candy and therefore whines more often is showing operant conditioning: the behavior changed because of its consequence.</w:t>
+        <w:t xml:space="preserve"> a child who once cried during a painful dental visit now feels anxious while walking past the dentist's building. Classical or operant? (Classical: the building has become a CS that predicts the aversive dental experience.) A child who learns that whining at the </w:t>
+      </w:r>
+      <w:r>
+        <w:lastRenderedPageBreak/>
+        <w:t>grocery store sometimes produces candy and therefore whines more often is showing operant conditioning: the behavior changed because of its consequence.</w:t>
       </w:r>
     </w:p>
     <w:p>
@@ -536,7 +606,6 @@
         <w:rPr>
           <w:b/>
         </w:rPr>
-        <w:lastRenderedPageBreak/>
         <w:t>Try it yourself:</w:t>
       </w:r>
       <w:r>
@@ -910,7 +979,11 @@
         <w:t>Diagnostic question:</w:t>
       </w:r>
       <w:r>
-        <w:t xml:space="preserve"> a driver buckles their seatbelt to stop an irritating chime, and buckling becomes more frequent. This is negative reinforcement. A dog jumps on guests, receives a water spray, and jumps less often. This is positive punishment. The everyday pleasantness of the outcome does not determine the category. The direction of behavior change does.</w:t>
+        <w:t xml:space="preserve"> a driver buckles their seatbelt to stop an irritating chime, and buckling becomes more frequent. This is negative reinforcement. A dog jumps on guests, receives a water spray, </w:t>
+      </w:r>
+      <w:r>
+        <w:lastRenderedPageBreak/>
+        <w:t>and jumps less often. This is positive punishment. The everyday pleasantness of the outcome does not determine the category. The direction of behavior change does.</w:t>
       </w:r>
     </w:p>
     <w:p>
@@ -926,7 +999,6 @@
         <w:rPr>
           <w:b/>
         </w:rPr>
-        <w:lastRenderedPageBreak/>
         <w:t>Stop and Retrieve:</w:t>
       </w:r>
       <w:r>
@@ -944,7 +1016,15 @@
         <w:t>schedule of reinforcement</w:t>
       </w:r>
       <w:r>
-        <w:t xml:space="preserve"> specifies which responses produce reinforcement. A </w:t>
+        <w:t xml:space="preserve"> specifies which responses produce reinforcement.</w:t>
+      </w:r>
+    </w:p>
+    <w:p>
+      <w:pPr>
+        <w:pStyle w:val="ListBullet"/>
+      </w:pPr>
+      <w:r>
+        <w:t xml:space="preserve">A </w:t>
       </w:r>
       <w:r>
         <w:rPr>
@@ -953,7 +1033,15 @@
         <w:t>fixed-ratio</w:t>
       </w:r>
       <w:r>
-        <w:t xml:space="preserve"> schedule reinforces after a set number of responses, often producing rapid responding followed by a post-reinforcement pause. A </w:t>
+        <w:t xml:space="preserve"> schedule reinforces after a set number of responses, often producing rapid responding followed by a post-reinforcement pause.</w:t>
+      </w:r>
+    </w:p>
+    <w:p>
+      <w:pPr>
+        <w:pStyle w:val="ListBullet"/>
+      </w:pPr>
+      <w:r>
+        <w:t xml:space="preserve">A </w:t>
       </w:r>
       <w:r>
         <w:rPr>
@@ -962,7 +1050,15 @@
         <w:t>variable-ratio</w:t>
       </w:r>
       <w:r>
-        <w:t xml:space="preserve"> schedule reinforces after an unpredictable number of responses around an average and often produces high, steady responding. A </w:t>
+        <w:t xml:space="preserve"> schedule reinforces after an unpredictable number of responses around an average and often produces high, steady responding.</w:t>
+      </w:r>
+    </w:p>
+    <w:p>
+      <w:pPr>
+        <w:pStyle w:val="ListBullet"/>
+      </w:pPr>
+      <w:r>
+        <w:t xml:space="preserve">A </w:t>
       </w:r>
       <w:r>
         <w:rPr>
@@ -971,7 +1067,15 @@
         <w:t>fixed-interval</w:t>
       </w:r>
       <w:r>
-        <w:t xml:space="preserve"> schedule reinforces the first response after a set period has elapsed, often producing a pause followed by accelerating responding as the interval approaches. A </w:t>
+        <w:t xml:space="preserve"> schedule reinforces the first response after a set period has elapsed, often producing a pause followed by accelerating responding as the interval approaches.</w:t>
+      </w:r>
+    </w:p>
+    <w:p>
+      <w:pPr>
+        <w:pStyle w:val="ListBullet"/>
+      </w:pPr>
+      <w:r>
+        <w:t xml:space="preserve">A </w:t>
       </w:r>
       <w:r>
         <w:rPr>
@@ -1044,6 +1148,7 @@
         <w:rPr>
           <w:b/>
         </w:rPr>
+        <w:lastRenderedPageBreak/>
         <w:t>Think About It:</w:t>
       </w:r>
       <w:r>
@@ -1058,7 +1163,6 @@
         <w:rPr>
           <w:rFonts w:ascii="Calibri" w:hAnsi="Calibri"/>
         </w:rPr>
-        <w:lastRenderedPageBreak/>
         <w:t>Section 3: Biological Constraints and Learning Without Immediate Performance</w:t>
       </w:r>
     </w:p>
@@ -1156,11 +1260,8 @@
     </w:p>
     <w:p>
       <w:r>
-        <w:t xml:space="preserve">Bandura's 1965 follow-up separated learning from performance more sharply. Children watched an aggressive model who was rewarded, punished, or received no consequence. Before any reward was offered to the children themselves, the model-punished group performed fewer of the observed </w:t>
-      </w:r>
-      <w:r>
         <w:lastRenderedPageBreak/>
-        <w:t>actions; the rewarded and no-consequence groups were much more similar than a simple three-step ranking would imply. When all children were then offered direct incentives to reproduce the model's actions, group differences narrowed sharply (Bandura, 1965). The most defensible conclusion is that observed consequences affected whether learned behavior was performed. Low imitation did not mean nothing had been learned.</w:t>
+        <w:t>Bandura's 1965 follow-up separated learning from performance more sharply. Children watched an aggressive model who was rewarded, punished, or received no consequence. Before any reward was offered to the children themselves, the model-punished group performed fewer of the observed actions; the rewarded and no-consequence groups were much more similar than a simple three-step ranking would imply. When all children were then offered direct incentives to reproduce the model's actions, group differences narrowed sharply (Bandura, 1965). The most defensible conclusion is that observed consequences affected whether learned behavior was performed. Low imitation did not mean nothing had been learned.</w:t>
       </w:r>
     </w:p>
     <w:p>
@@ -1280,12 +1381,15 @@
         <w:t>reward prediction error</w:t>
       </w:r>
       <w:r>
-        <w:t>: the difference between an expected reward and the reward that actually occurs. In classic primate recordings, some dopamine neurons responded strongly to an unexpected reward. After a cue reliably predicted that reward, the phasic response shifted from the reward to the cue. When the expected reward was omitted, firing briefly dipped below baseline at the time the reward should have occurred (Schultz, Dayan, &amp; Montague, 1997).</w:t>
-      </w:r>
-    </w:p>
-    <w:p>
+        <w:t xml:space="preserve">: the difference between an expected reward and the reward that actually occurs. In classic primate recordings, some dopamine neurons responded strongly to an unexpected reward. After a cue reliably predicted that reward, the </w:t>
+      </w:r>
       <w:r>
         <w:lastRenderedPageBreak/>
+        <w:t>phasic response shifted from the reward to the cue. When the expected reward was omitted, firing briefly dipped below baseline at the time the reward should have occurred (Schultz, Dayan, &amp; Montague, 1997).</w:t>
+      </w:r>
+    </w:p>
+    <w:p>
+      <w:r>
         <w:t>This pattern does not mean that dopamine stores the prediction or performs all learning by itself. It means that activity in a well-studied subset of dopamine neurons behaves like a signed teaching signal: better than expected, as expected, or worse than expected. That signal can help update the value assigned to cues and actions. It is a more precise correction to the "pleasure chemical" myth than replacing pleasure with an equally broad claim about anticipation.</w:t>
       </w:r>
     </w:p>
@@ -1405,6 +1509,7 @@
     </w:p>
     <w:p>
       <w:r>
+        <w:lastRenderedPageBreak/>
         <w:t xml:space="preserve">This pattern is often called the </w:t>
       </w:r>
       <w:r>
@@ -1414,83 +1519,82 @@
         <w:t>overjustification effect</w:t>
       </w:r>
       <w:r>
-        <w:t xml:space="preserve">, but the boundary conditions matter. The finding does not show that all rewards destroy motivation. Effects depend on whether the activity was initially interesting, whether the reward was expected, whether it was contingent on merely doing the task or </w:t>
+        <w:t>, but the boundary conditions matter. The finding does not show that all rewards destroy motivation. Effects depend on whether the activity was initially interesting, whether the reward was expected, whether it was contingent on merely doing the task or on competence, and what outcome is measured. The useful lesson is narrower: adding an external reason can sometimes change how a person interprets why they are acting.</w:t>
+      </w:r>
+    </w:p>
+    <w:p>
+      <w:pPr>
+        <w:pStyle w:val="Heading3"/>
+      </w:pPr>
+      <w:r>
+        <w:rPr>
+          <w:rFonts w:ascii="Calibri" w:hAnsi="Calibri"/>
+        </w:rPr>
+        <w:t>AI Connection: RLHF Is Selection Without a Motivated Organism</w:t>
+      </w:r>
+    </w:p>
+    <w:p>
+      <w:r>
+        <w:t xml:space="preserve">Large language models can be fine-tuned using </w:t>
+      </w:r>
+      <w:r>
+        <w:rPr>
+          <w:b/>
+        </w:rPr>
+        <w:t>reinforcement learning from human feedback (RLHF)</w:t>
+      </w:r>
+      <w:r>
+        <w:t>. Human preferences help select outputs that the model becomes more likely to produce. The structural analogy to operant shaping is useful: both processes select progressively better approximations.</w:t>
+      </w:r>
+    </w:p>
+    <w:p>
+      <w:r>
+        <w:t>The analogy stops before experience and motivation. Mathematical optimization changes model parameters; the model does not feel relief, want a reward, or carry a biological drive state from one trial to the next. RLHF resembles selection by consequences at the level of output probability, not the full psychology of reinforcement in an organism.</w:t>
+      </w:r>
+    </w:p>
+    <w:p>
+      <w:pPr>
+        <w:pStyle w:val="Heading1"/>
+      </w:pPr>
+      <w:r>
+        <w:rPr>
+          <w:rFonts w:ascii="Calibri" w:hAnsi="Calibri"/>
+        </w:rPr>
+        <w:t>Chapter Summary</w:t>
+      </w:r>
+    </w:p>
+    <w:p>
+      <w:r>
+        <w:t>Classical conditioning is learning that one stimulus predicts another. UCS, UCR, CS, and CR identify the unlearned stimulus-response relation and the learned predictive cue. Acquisition depends on predictive contingency, not repetition alone. Extinction weakens responding by adding new, context-sensitive learning; spontaneous recovery and renewal show why reduced responding does not prove erasure. Little Albert remains a historically influential and ethically important illustration, but its single-case design and uneven record cannot carry the weight later textbook retellings often place on it.</w:t>
+      </w:r>
+    </w:p>
+    <w:p>
+      <w:r>
+        <w:t>Operant conditioning changes behavior through consequences. Reinforcement increases behavior; punishment decreases it; positive and negative mean adding and removing. Shaping builds new behavior through successive approximations. Reinforcement schedules produce characteristic response patterns, but their effects depend on the exact contingency, task, species, and learning history. Habits and extinction both expose a stability-versus-flexibility trade-off: past learning can continue to guide behavior after conditions change.</w:t>
+      </w:r>
+    </w:p>
+    <w:p>
+      <w:r>
+        <w:t>Learning is constrained and can remain hidden from immediate performance. Garcia and Koelling demonstrated selective cue–consequence learning; an evolutionary history of recurrent ecological pairings is a strong interpretation rather than the observation itself. Bandura showed that observing a model can produce learning before the observer performs the behavior. Tolman and Honzik showed that experience in a maze can matter before reward reveals what was learned.</w:t>
+      </w:r>
+    </w:p>
+    <w:p>
+      <w:r>
+        <w:t xml:space="preserve">Reward-prediction-error signals provide a neural example of updating: some dopamine neurons respond when outcomes are better or worse than expected and shift their response to predictive cues. Sustained uncertainty-related activity, incentive salience, and motivational vigor are related dopamine findings, </w:t>
       </w:r>
       <w:r>
         <w:lastRenderedPageBreak/>
-        <w:t>on competence, and what outcome is measured. The useful lesson is narrower: adding an external reason can sometimes change how a person interprets why they are acting.</w:t>
-      </w:r>
-    </w:p>
-    <w:p>
-      <w:pPr>
-        <w:pStyle w:val="Heading3"/>
+        <w:t>not interchangeable names for the same signal. Intrinsic and extrinsic motivation can also interact; external rewards sometimes undermine later free-choice engagement, but not under every condition.</w:t>
+      </w:r>
+    </w:p>
+    <w:p>
+      <w:pPr>
+        <w:pStyle w:val="Heading1"/>
       </w:pPr>
       <w:r>
         <w:rPr>
           <w:rFonts w:ascii="Calibri" w:hAnsi="Calibri"/>
         </w:rPr>
-        <w:t>AI Connection: RLHF Is Selection Without a Motivated Organism</w:t>
-      </w:r>
-    </w:p>
-    <w:p>
-      <w:r>
-        <w:t xml:space="preserve">Large language models can be fine-tuned using </w:t>
-      </w:r>
-      <w:r>
-        <w:rPr>
-          <w:b/>
-        </w:rPr>
-        <w:t>reinforcement learning from human feedback (RLHF)</w:t>
-      </w:r>
-      <w:r>
-        <w:t>. Human preferences help select outputs that the model becomes more likely to produce. The structural analogy to operant shaping is useful: both processes select progressively better approximations.</w:t>
-      </w:r>
-    </w:p>
-    <w:p>
-      <w:r>
-        <w:t>The analogy stops before experience and motivation. Mathematical optimization changes model parameters; the model does not feel relief, want a reward, or carry a biological drive state from one trial to the next. RLHF resembles selection by consequences at the level of output probability, not the full psychology of reinforcement in an organism.</w:t>
-      </w:r>
-    </w:p>
-    <w:p>
-      <w:pPr>
-        <w:pStyle w:val="Heading1"/>
-      </w:pPr>
-      <w:r>
-        <w:rPr>
-          <w:rFonts w:ascii="Calibri" w:hAnsi="Calibri"/>
-        </w:rPr>
-        <w:t>Chapter Summary</w:t>
-      </w:r>
-    </w:p>
-    <w:p>
-      <w:r>
-        <w:t>Classical conditioning is learning that one stimulus predicts another. UCS, UCR, CS, and CR identify the unlearned stimulus-response relation and the learned predictive cue. Acquisition depends on predictive contingency, not repetition alone. Extinction weakens responding by adding new, context-sensitive learning; spontaneous recovery and renewal show why reduced responding does not prove erasure. Little Albert remains a historically influential and ethically important illustration, but its single-case design and uneven record cannot carry the weight later textbook retellings often place on it.</w:t>
-      </w:r>
-    </w:p>
-    <w:p>
-      <w:r>
-        <w:t>Operant conditioning changes behavior through consequences. Reinforcement increases behavior; punishment decreases it; positive and negative mean adding and removing. Shaping builds new behavior through successive approximations. Reinforcement schedules produce characteristic response patterns, but their effects depend on the exact contingency, task, species, and learning history. Habits and extinction both expose a stability-versus-flexibility trade-off: past learning can continue to guide behavior after conditions change.</w:t>
-      </w:r>
-    </w:p>
-    <w:p>
-      <w:r>
-        <w:t>Learning is constrained and can remain hidden from immediate performance. Garcia and Koelling demonstrated selective cue–consequence learning; an evolutionary history of recurrent ecological pairings is a strong interpretation rather than the observation itself. Bandura showed that observing a model can produce learning before the observer performs the behavior. Tolman and Honzik showed that experience in a maze can matter before reward reveals what was learned.</w:t>
-      </w:r>
-    </w:p>
-    <w:p>
-      <w:r>
-        <w:t>Reward-prediction-error signals provide a neural example of updating: some dopamine neurons respond when outcomes are better or worse than expected and shift their response to predictive cues. Sustained uncertainty-related activity, incentive salience, and motivational vigor are related dopamine findings, not interchangeable names for the same signal. Intrinsic and extrinsic motivation can also interact; external rewards sometimes undermine later free-choice engagement, but not under every condition.</w:t>
-      </w:r>
-    </w:p>
-    <w:p>
-      <w:pPr>
-        <w:pStyle w:val="Heading1"/>
-      </w:pPr>
-      <w:r>
-        <w:rPr>
-          <w:rFonts w:ascii="Calibri" w:hAnsi="Calibri"/>
-        </w:rPr>
-        <w:lastRenderedPageBreak/>
         <w:t>Connections</w:t>
       </w:r>
     </w:p>
@@ -2773,7 +2877,7 @@
       <w:pPr>
         <w:rPr>
           <w:lang w:val="fr-CA"/>
-          <w:rPrChange w:id="0" w:author="Jon Oxford" w:date="2026-07-21T07:56:00Z" w16du:dateUtc="2026-07-21T12:56:00Z">
+          <w:rPrChange w:id="2" w:author="Jon Oxford" w:date="2026-07-21T07:56:00Z" w16du:dateUtc="2026-07-21T12:56:00Z">
             <w:rPr/>
           </w:rPrChange>
         </w:rPr>
@@ -2785,7 +2889,7 @@
         <w:rPr>
           <w:i/>
           <w:lang w:val="fr-CA"/>
-          <w:rPrChange w:id="1" w:author="Jon Oxford" w:date="2026-07-21T07:56:00Z" w16du:dateUtc="2026-07-21T12:56:00Z">
+          <w:rPrChange w:id="3" w:author="Jon Oxford" w:date="2026-07-21T07:56:00Z" w16du:dateUtc="2026-07-21T12:56:00Z">
             <w:rPr>
               <w:i/>
             </w:rPr>
@@ -2796,7 +2900,7 @@
       <w:r>
         <w:rPr>
           <w:lang w:val="fr-CA"/>
-          <w:rPrChange w:id="2" w:author="Jon Oxford" w:date="2026-07-21T07:56:00Z" w16du:dateUtc="2026-07-21T12:56:00Z">
+          <w:rPrChange w:id="4" w:author="Jon Oxford" w:date="2026-07-21T07:56:00Z" w16du:dateUtc="2026-07-21T12:56:00Z">
             <w:rPr/>
           </w:rPrChange>
         </w:rPr>
@@ -2807,7 +2911,7 @@
       <w:r>
         <w:rPr>
           <w:lang w:val="fr-CA"/>
-          <w:rPrChange w:id="3" w:author="Jon Oxford" w:date="2026-07-21T07:56:00Z" w16du:dateUtc="2026-07-21T12:56:00Z">
+          <w:rPrChange w:id="5" w:author="Jon Oxford" w:date="2026-07-21T07:56:00Z" w16du:dateUtc="2026-07-21T12:56:00Z">
             <w:rPr/>
           </w:rPrChange>
         </w:rPr>
@@ -3324,7 +3428,6 @@
     <w:lvl w:ilvl="0">
       <w:start w:val="1"/>
       <w:numFmt w:val="decimal"/>
-      <w:pStyle w:val="ListBullet"/>
       <w:lvlText w:val="%1."/>
       <w:lvlJc w:val="left"/>
       <w:pPr>
@@ -3440,8 +3543,253 @@
       </w:pPr>
     </w:lvl>
   </w:abstractNum>
-  <w:num w:numId="1" w16cid:durableId="933861">
-    <w:abstractNumId w:val="9"/>
+  <w:abstractNum w:abstractNumId="10" w15:restartNumberingAfterBreak="0">
+    <w:nsid w:val="473176FB"/>
+    <w:multiLevelType w:val="multilevel"/>
+    <w:tmpl w:val="B274889C"/>
+    <w:lvl w:ilvl="0">
+      <w:start w:val="1"/>
+      <w:numFmt w:val="bullet"/>
+      <w:pStyle w:val="ListBullet"/>
+      <w:lvlText w:val="•"/>
+      <w:lvlJc w:val="left"/>
+      <w:pPr>
+        <w:tabs>
+          <w:tab w:val="num" w:pos="540"/>
+        </w:tabs>
+        <w:spacing w:after="80" w:line="300" w:lineRule="auto"/>
+        <w:ind w:left="540" w:hanging="270"/>
+      </w:pPr>
+    </w:lvl>
+    <w:lvl w:ilvl="1">
+      <w:start w:val="1"/>
+      <w:numFmt w:val="bullet"/>
+      <w:lvlText w:val="•"/>
+      <w:lvlJc w:val="left"/>
+      <w:pPr>
+        <w:tabs>
+          <w:tab w:val="num" w:pos="900"/>
+        </w:tabs>
+        <w:spacing w:after="80" w:line="300" w:lineRule="auto"/>
+        <w:ind w:left="900" w:hanging="270"/>
+      </w:pPr>
+    </w:lvl>
+    <w:lvl w:ilvl="2">
+      <w:start w:val="1"/>
+      <w:numFmt w:val="bullet"/>
+      <w:lvlText w:val="•"/>
+      <w:lvlJc w:val="left"/>
+      <w:pPr>
+        <w:tabs>
+          <w:tab w:val="num" w:pos="1260"/>
+        </w:tabs>
+        <w:spacing w:after="80" w:line="300" w:lineRule="auto"/>
+        <w:ind w:left="1260" w:hanging="270"/>
+      </w:pPr>
+    </w:lvl>
+    <w:lvl w:ilvl="3">
+      <w:start w:val="1"/>
+      <w:numFmt w:val="bullet"/>
+      <w:lvlText w:val="•"/>
+      <w:lvlJc w:val="left"/>
+      <w:pPr>
+        <w:tabs>
+          <w:tab w:val="num" w:pos="1620"/>
+        </w:tabs>
+        <w:spacing w:after="80" w:line="300" w:lineRule="auto"/>
+        <w:ind w:left="1620" w:hanging="270"/>
+      </w:pPr>
+    </w:lvl>
+    <w:lvl w:ilvl="4">
+      <w:start w:val="1"/>
+      <w:numFmt w:val="bullet"/>
+      <w:lvlText w:val="•"/>
+      <w:lvlJc w:val="left"/>
+      <w:pPr>
+        <w:tabs>
+          <w:tab w:val="num" w:pos="1980"/>
+        </w:tabs>
+        <w:spacing w:after="80" w:line="300" w:lineRule="auto"/>
+        <w:ind w:left="1980" w:hanging="270"/>
+      </w:pPr>
+    </w:lvl>
+    <w:lvl w:ilvl="5">
+      <w:start w:val="1"/>
+      <w:numFmt w:val="bullet"/>
+      <w:lvlText w:val="•"/>
+      <w:lvlJc w:val="left"/>
+      <w:pPr>
+        <w:tabs>
+          <w:tab w:val="num" w:pos="2340"/>
+        </w:tabs>
+        <w:spacing w:after="80" w:line="300" w:lineRule="auto"/>
+        <w:ind w:left="2340" w:hanging="270"/>
+      </w:pPr>
+    </w:lvl>
+    <w:lvl w:ilvl="6">
+      <w:start w:val="1"/>
+      <w:numFmt w:val="bullet"/>
+      <w:lvlText w:val="•"/>
+      <w:lvlJc w:val="left"/>
+      <w:pPr>
+        <w:tabs>
+          <w:tab w:val="num" w:pos="2700"/>
+        </w:tabs>
+        <w:spacing w:after="80" w:line="300" w:lineRule="auto"/>
+        <w:ind w:left="2700" w:hanging="270"/>
+      </w:pPr>
+    </w:lvl>
+    <w:lvl w:ilvl="7">
+      <w:start w:val="1"/>
+      <w:numFmt w:val="bullet"/>
+      <w:lvlText w:val="•"/>
+      <w:lvlJc w:val="left"/>
+      <w:pPr>
+        <w:tabs>
+          <w:tab w:val="num" w:pos="3060"/>
+        </w:tabs>
+        <w:spacing w:after="80" w:line="300" w:lineRule="auto"/>
+        <w:ind w:left="3060" w:hanging="270"/>
+      </w:pPr>
+    </w:lvl>
+    <w:lvl w:ilvl="8">
+      <w:start w:val="1"/>
+      <w:numFmt w:val="bullet"/>
+      <w:lvlText w:val="•"/>
+      <w:lvlJc w:val="left"/>
+      <w:pPr>
+        <w:tabs>
+          <w:tab w:val="num" w:pos="3420"/>
+        </w:tabs>
+        <w:spacing w:after="80" w:line="300" w:lineRule="auto"/>
+        <w:ind w:left="3420" w:hanging="270"/>
+      </w:pPr>
+    </w:lvl>
+  </w:abstractNum>
+  <w:abstractNum w:abstractNumId="11" w15:restartNumberingAfterBreak="0">
+    <w:nsid w:val="7E79333C"/>
+    <w:multiLevelType w:val="multilevel"/>
+    <w:tmpl w:val="70F4C2DA"/>
+    <w:lvl w:ilvl="0">
+      <w:start w:val="1"/>
+      <w:numFmt w:val="bullet"/>
+      <w:lvlText w:val="•"/>
+      <w:lvlJc w:val="left"/>
+      <w:pPr>
+        <w:tabs>
+          <w:tab w:val="num" w:pos="540"/>
+        </w:tabs>
+        <w:spacing w:after="80" w:line="300" w:lineRule="auto"/>
+        <w:ind w:left="540" w:hanging="270"/>
+      </w:pPr>
+    </w:lvl>
+    <w:lvl w:ilvl="1">
+      <w:start w:val="1"/>
+      <w:numFmt w:val="bullet"/>
+      <w:lvlText w:val="•"/>
+      <w:lvlJc w:val="left"/>
+      <w:pPr>
+        <w:tabs>
+          <w:tab w:val="num" w:pos="900"/>
+        </w:tabs>
+        <w:spacing w:after="80" w:line="300" w:lineRule="auto"/>
+        <w:ind w:left="900" w:hanging="270"/>
+      </w:pPr>
+    </w:lvl>
+    <w:lvl w:ilvl="2">
+      <w:start w:val="1"/>
+      <w:numFmt w:val="bullet"/>
+      <w:lvlText w:val="•"/>
+      <w:lvlJc w:val="left"/>
+      <w:pPr>
+        <w:tabs>
+          <w:tab w:val="num" w:pos="1260"/>
+        </w:tabs>
+        <w:spacing w:after="80" w:line="300" w:lineRule="auto"/>
+        <w:ind w:left="1260" w:hanging="270"/>
+      </w:pPr>
+    </w:lvl>
+    <w:lvl w:ilvl="3">
+      <w:start w:val="1"/>
+      <w:numFmt w:val="bullet"/>
+      <w:lvlText w:val="•"/>
+      <w:lvlJc w:val="left"/>
+      <w:pPr>
+        <w:tabs>
+          <w:tab w:val="num" w:pos="1620"/>
+        </w:tabs>
+        <w:spacing w:after="80" w:line="300" w:lineRule="auto"/>
+        <w:ind w:left="1620" w:hanging="270"/>
+      </w:pPr>
+    </w:lvl>
+    <w:lvl w:ilvl="4">
+      <w:start w:val="1"/>
+      <w:numFmt w:val="bullet"/>
+      <w:lvlText w:val="•"/>
+      <w:lvlJc w:val="left"/>
+      <w:pPr>
+        <w:tabs>
+          <w:tab w:val="num" w:pos="1980"/>
+        </w:tabs>
+        <w:spacing w:after="80" w:line="300" w:lineRule="auto"/>
+        <w:ind w:left="1980" w:hanging="270"/>
+      </w:pPr>
+    </w:lvl>
+    <w:lvl w:ilvl="5">
+      <w:start w:val="1"/>
+      <w:numFmt w:val="bullet"/>
+      <w:lvlText w:val="•"/>
+      <w:lvlJc w:val="left"/>
+      <w:pPr>
+        <w:tabs>
+          <w:tab w:val="num" w:pos="2340"/>
+        </w:tabs>
+        <w:spacing w:after="80" w:line="300" w:lineRule="auto"/>
+        <w:ind w:left="2340" w:hanging="270"/>
+      </w:pPr>
+    </w:lvl>
+    <w:lvl w:ilvl="6">
+      <w:start w:val="1"/>
+      <w:numFmt w:val="bullet"/>
+      <w:lvlText w:val="•"/>
+      <w:lvlJc w:val="left"/>
+      <w:pPr>
+        <w:tabs>
+          <w:tab w:val="num" w:pos="2700"/>
+        </w:tabs>
+        <w:spacing w:after="80" w:line="300" w:lineRule="auto"/>
+        <w:ind w:left="2700" w:hanging="270"/>
+      </w:pPr>
+    </w:lvl>
+    <w:lvl w:ilvl="7">
+      <w:start w:val="1"/>
+      <w:numFmt w:val="bullet"/>
+      <w:lvlText w:val="•"/>
+      <w:lvlJc w:val="left"/>
+      <w:pPr>
+        <w:tabs>
+          <w:tab w:val="num" w:pos="3060"/>
+        </w:tabs>
+        <w:spacing w:after="80" w:line="300" w:lineRule="auto"/>
+        <w:ind w:left="3060" w:hanging="270"/>
+      </w:pPr>
+    </w:lvl>
+    <w:lvl w:ilvl="8">
+      <w:start w:val="1"/>
+      <w:numFmt w:val="bullet"/>
+      <w:lvlText w:val="•"/>
+      <w:lvlJc w:val="left"/>
+      <w:pPr>
+        <w:tabs>
+          <w:tab w:val="num" w:pos="3420"/>
+        </w:tabs>
+        <w:spacing w:after="80" w:line="300" w:lineRule="auto"/>
+        <w:ind w:left="3420" w:hanging="270"/>
+      </w:pPr>
+    </w:lvl>
+  </w:abstractNum>
+  <w:num w:numId="1" w16cid:durableId="1453744775">
+    <w:abstractNumId w:val="10"/>
   </w:num>
 </w:numbering>
 </file>
